--- a/Rodrigo/React .NET/Rodrigo Fernandez.docx
+++ b/Rodrigo/React .NET/Rodrigo Fernandez.docx
@@ -1824,7 +1824,6 @@
     </w:p>
     <w:p>
       <w:pPr>
-        <w:pStyle w:val="ListParagraph"/>
         <w:numPr>
           <w:ilvl w:val="0"/>
           <w:numId w:val="23"/>
@@ -1835,6 +1834,7 @@
           <w:szCs w:val="24"/>
         </w:rPr>
       </w:pPr>
+      <w:bookmarkStart w:id="0" w:name="_GoBack"/>
       <w:r>
         <w:rPr>
           <w:szCs w:val="24"/>
@@ -1889,7 +1889,7 @@
           <w:bCs/>
           <w:szCs w:val="24"/>
         </w:rPr>
-        <w:t>jQuery</w:t>
+        <w:t>jQuery 1.x–2.x</w:t>
       </w:r>
       <w:r>
         <w:rPr>
@@ -1923,26 +1923,11 @@
         <w:rPr>
           <w:szCs w:val="24"/>
         </w:rPr>
-        <w:t xml:space="preserve"> for </w:t>
-      </w:r>
-      <w:proofErr w:type="spellStart"/>
-      <w:r>
-        <w:rPr>
-          <w:szCs w:val="24"/>
-        </w:rPr>
-        <w:t>eCommerce</w:t>
-      </w:r>
-      <w:proofErr w:type="spellEnd"/>
-      <w:r>
-        <w:rPr>
-          <w:szCs w:val="24"/>
-        </w:rPr>
-        <w:t xml:space="preserve"> and marketing clients.</w:t>
+        <w:t>.</w:t>
       </w:r>
     </w:p>
     <w:p>
       <w:pPr>
-        <w:pStyle w:val="ListParagraph"/>
         <w:numPr>
           <w:ilvl w:val="0"/>
           <w:numId w:val="23"/>
@@ -1957,26 +1942,25 @@
         <w:rPr>
           <w:szCs w:val="24"/>
         </w:rPr>
-        <w:t xml:space="preserve">Introduced early </w:t>
-      </w:r>
-      <w:r>
-        <w:rPr>
-          <w:b/>
-          <w:bCs/>
-          <w:szCs w:val="24"/>
-        </w:rPr>
-        <w:t>React 0.14–15</w:t>
-      </w:r>
-      <w:r>
-        <w:rPr>
-          <w:szCs w:val="24"/>
-        </w:rPr>
-        <w:t xml:space="preserve"> widgets inside MVC pages for interactive product filters and campaign dashboards where client-side state improved usability.</w:t>
+        <w:t xml:space="preserve">Developed </w:t>
+      </w:r>
+      <w:proofErr w:type="spellStart"/>
+      <w:r>
+        <w:rPr>
+          <w:szCs w:val="24"/>
+        </w:rPr>
+        <w:t>eCommerce</w:t>
+      </w:r>
+      <w:proofErr w:type="spellEnd"/>
+      <w:r>
+        <w:rPr>
+          <w:szCs w:val="24"/>
+        </w:rPr>
+        <w:t xml:space="preserve"> admin panels, product catalog tools, order workflows, promotion rules, and reporting screens using MVC controllers and Razor views.</w:t>
       </w:r>
     </w:p>
     <w:p>
       <w:pPr>
-        <w:pStyle w:val="ListParagraph"/>
         <w:numPr>
           <w:ilvl w:val="0"/>
           <w:numId w:val="23"/>
@@ -1991,12 +1975,25 @@
         <w:rPr>
           <w:szCs w:val="24"/>
         </w:rPr>
-        <w:t>Implemented order management, inventory lookup, promotion rules, and reporting screens using MVC controllers, Razor views, REST endpoints, and transactional SQL procedures.</w:t>
+        <w:t xml:space="preserve">Implemented secure REST endpoints with </w:t>
+      </w:r>
+      <w:r>
+        <w:rPr>
+          <w:b/>
+          <w:bCs/>
+          <w:szCs w:val="24"/>
+        </w:rPr>
+        <w:t>Web API 2</w:t>
+      </w:r>
+      <w:r>
+        <w:rPr>
+          <w:szCs w:val="24"/>
+        </w:rPr>
+        <w:t>, validation filters, error handling, and transaction-safe database updates for client-facing systems.</w:t>
       </w:r>
     </w:p>
     <w:p>
       <w:pPr>
-        <w:pStyle w:val="ListParagraph"/>
         <w:numPr>
           <w:ilvl w:val="0"/>
           <w:numId w:val="23"/>
@@ -2011,12 +2008,11 @@
         <w:rPr>
           <w:szCs w:val="24"/>
         </w:rPr>
-        <w:t>Fixed payment callback failures caused by timeout handling and duplicate status updates by adding retry-safe logic, audit records, and clearer exception logging.</w:t>
+        <w:t>Resolved payment callback failures caused by timeout handling and duplicate status updates by adding retry-safe logic, audit records, and clearer exception logs.</w:t>
       </w:r>
     </w:p>
     <w:p>
       <w:pPr>
-        <w:pStyle w:val="ListParagraph"/>
         <w:numPr>
           <w:ilvl w:val="0"/>
           <w:numId w:val="23"/>
@@ -2031,7 +2027,7 @@
         <w:rPr>
           <w:szCs w:val="24"/>
         </w:rPr>
-        <w:t xml:space="preserve">Migrated older Web Forms-style admin screens into </w:t>
+        <w:t xml:space="preserve">Migrated older Web Forms-style admin pages into </w:t>
       </w:r>
       <w:r>
         <w:rPr>
@@ -2045,7 +2041,7 @@
         <w:rPr>
           <w:szCs w:val="24"/>
         </w:rPr>
-        <w:t xml:space="preserve"> workflows, improving maintainability and reducing manual support changes by </w:t>
+        <w:t xml:space="preserve">, reducing duplicated code paths and improving maintainability by </w:t>
       </w:r>
       <w:r>
         <w:rPr>
@@ -2064,7 +2060,6 @@
     </w:p>
     <w:p>
       <w:pPr>
-        <w:pStyle w:val="ListParagraph"/>
         <w:numPr>
           <w:ilvl w:val="0"/>
           <w:numId w:val="23"/>
@@ -2079,12 +2074,11 @@
         <w:rPr>
           <w:szCs w:val="24"/>
         </w:rPr>
-        <w:t>Improved frontend performance by bundling assets, reducing unnecessary DOM updates, optimizing image delivery, and cleaning large jQuery handlers across client storefronts.</w:t>
+        <w:t>Improved storefront performance by bundling scripts, reducing unnecessary DOM updates, optimizing images, and cleaning large jQuery event handlers.</w:t>
       </w:r>
     </w:p>
     <w:p>
       <w:pPr>
-        <w:pStyle w:val="ListParagraph"/>
         <w:numPr>
           <w:ilvl w:val="0"/>
           <w:numId w:val="23"/>
@@ -2100,12 +2094,11 @@
           <w:szCs w:val="24"/>
         </w:rPr>
         <w:lastRenderedPageBreak/>
-        <w:t>Created reusable validation helpers and shared layout components that helped developers deliver consistent forms, messages, and error states across multiple client projects.</w:t>
+        <w:t>Created reusable validation helpers, shared layouts, and common UI components that made forms, messages, and error states consistent across projects.</w:t>
       </w:r>
     </w:p>
     <w:p>
       <w:pPr>
-        <w:pStyle w:val="ListParagraph"/>
         <w:numPr>
           <w:ilvl w:val="0"/>
           <w:numId w:val="23"/>
@@ -2120,12 +2113,11 @@
         <w:rPr>
           <w:szCs w:val="24"/>
         </w:rPr>
-        <w:t>Supported production issue resolution by analyzing IIS logs, SQL traces, browser errors, and user reports, then shipping fixes through controlled release windows.</w:t>
+        <w:t>Supported production incidents by reviewing IIS logs, SQL traces, browser console errors, and customer reports before shipping controlled hotfix releases.</w:t>
       </w:r>
     </w:p>
     <w:p>
       <w:pPr>
-        <w:pStyle w:val="ListParagraph"/>
         <w:numPr>
           <w:ilvl w:val="0"/>
           <w:numId w:val="23"/>
@@ -2140,12 +2132,11 @@
         <w:rPr>
           <w:szCs w:val="24"/>
         </w:rPr>
-        <w:t>Integrated third-party services for email campaigns, payment notifications, and shipping updates while protecting credentials through environment-based configuration practices.</w:t>
+        <w:t>Integrated email campaign tools, payment notifications, and shipping updates while protecting credentials through environment-based configuration practices.</w:t>
       </w:r>
     </w:p>
     <w:p>
       <w:pPr>
-        <w:pStyle w:val="ListParagraph"/>
         <w:numPr>
           <w:ilvl w:val="0"/>
           <w:numId w:val="23"/>
@@ -2160,9 +2151,24 @@
         <w:rPr>
           <w:szCs w:val="24"/>
         </w:rPr>
-        <w:t>Worked flexibly across UI, API, database, and deployment support tasks, helping small teams deliver client features faster without sacrificing stability or security.</w:t>
+        <w:t xml:space="preserve">Worked flexibly across frontend, backend, database, and deployment support tasks, helping small teams deliver client features with stable </w:t>
+      </w:r>
+      <w:r>
+        <w:rPr>
+          <w:b/>
+          <w:bCs/>
+          <w:szCs w:val="24"/>
+        </w:rPr>
+        <w:t>.NET</w:t>
+      </w:r>
+      <w:r>
+        <w:rPr>
+          <w:szCs w:val="24"/>
+        </w:rPr>
+        <w:t xml:space="preserve"> foundations.</w:t>
       </w:r>
     </w:p>
+    <w:bookmarkEnd w:id="0"/>
     <w:p>
       <w:pPr>
         <w:numPr>
@@ -2695,15 +2701,7 @@
         <w:rPr>
           <w:szCs w:val="24"/>
         </w:rPr>
-        <w:t>Prepared documentation for setup steps, known issues, and troubleshooting pa</w:t>
-      </w:r>
-      <w:bookmarkStart w:id="0" w:name="_GoBack"/>
-      <w:bookmarkEnd w:id="0"/>
-      <w:r>
-        <w:rPr>
-          <w:szCs w:val="24"/>
-        </w:rPr>
-        <w:t>ths so future interns and team members could onboard more smoothly to internal applications.</w:t>
+        <w:t>Prepared documentation for setup steps, known issues, and troubleshooting paths so future interns and team members could onboard more smoothly to internal applications.</w:t>
       </w:r>
     </w:p>
     <w:p>

--- a/Rodrigo/React .NET/Rodrigo Fernandez.docx
+++ b/Rodrigo/React .NET/Rodrigo Fernandez.docx
@@ -127,13 +127,13 @@
         <w:rPr>
           <w:szCs w:val="24"/>
         </w:rPr>
-        <w:t>www.linkedin.com/in/rodrigobermejo-fernández-9a5a0664</w:t>
-      </w:r>
-      <w:r>
-        <w:rPr>
-          <w:szCs w:val="24"/>
-        </w:rPr>
-        <w:t xml:space="preserve"> | </w:t>
+        <w:t>https://www.linkedin.com/in/rodrigo-bermejo-fern%C3%A1ndez-9a5a0664/</w:t>
+      </w:r>
+      <w:r>
+        <w:rPr>
+          <w:szCs w:val="24"/>
+        </w:rPr>
+        <w:t xml:space="preserve">| </w:t>
       </w:r>
       <w:r>
         <w:rPr>
@@ -169,6 +169,8 @@
         </w:rPr>
         <w:t>Summary</w:t>
       </w:r>
+      <w:bookmarkStart w:id="0" w:name="_GoBack"/>
+      <w:bookmarkEnd w:id="0"/>
     </w:p>
     <w:p>
       <w:pPr>
@@ -1834,7 +1836,6 @@
           <w:szCs w:val="24"/>
         </w:rPr>
       </w:pPr>
-      <w:bookmarkStart w:id="0" w:name="_GoBack"/>
       <w:r>
         <w:rPr>
           <w:szCs w:val="24"/>
@@ -2168,7 +2169,6 @@
         <w:t xml:space="preserve"> foundations.</w:t>
       </w:r>
     </w:p>
-    <w:bookmarkEnd w:id="0"/>
     <w:p>
       <w:pPr>
         <w:numPr>

--- a/Rodrigo/React .NET/Rodrigo Fernandez.docx
+++ b/Rodrigo/React .NET/Rodrigo Fernandez.docx
@@ -103,6 +103,11 @@
           <w:szCs w:val="24"/>
         </w:rPr>
         <w:br/>
+      </w:r>
+      <w:r>
+        <w:rPr>
+          <w:szCs w:val="24"/>
+        </w:rPr>
         <w:t xml:space="preserve">Katy, Texas </w:t>
       </w:r>
       <w:r>
@@ -115,13 +120,19 @@
         <w:rPr>
           <w:szCs w:val="24"/>
         </w:rPr>
-        <w:t>+1 (407) 801-1287</w:t>
-      </w:r>
-      <w:r>
-        <w:rPr>
-          <w:szCs w:val="24"/>
-        </w:rPr>
-        <w:t xml:space="preserve"> | </w:t>
+        <w:t>+</w:t>
+      </w:r>
+      <w:r>
+        <w:rPr>
+          <w:szCs w:val="24"/>
+        </w:rPr>
+        <w:t>1 (430) 279-2231</w:t>
+      </w:r>
+      <w:r>
+        <w:rPr>
+          <w:szCs w:val="24"/>
+        </w:rPr>
+        <w:t xml:space="preserve">| </w:t>
       </w:r>
       <w:r>
         <w:rPr>
@@ -141,6 +152,8 @@
         </w:rPr>
         <w:t>rodrigobfdev@gmail.com</w:t>
       </w:r>
+      <w:bookmarkStart w:id="0" w:name="_GoBack"/>
+      <w:bookmarkEnd w:id="0"/>
     </w:p>
     <w:p>
       <w:pPr>
@@ -169,8 +182,6 @@
         </w:rPr>
         <w:t>Summary</w:t>
       </w:r>
-      <w:bookmarkStart w:id="0" w:name="_GoBack"/>
-      <w:bookmarkEnd w:id="0"/>
     </w:p>
     <w:p>
       <w:pPr>
